--- a/template.docx
+++ b/template.docx
@@ -309,6 +309,15 @@
             </w:rPr>
             <w:t xml:space="preserve">SUBJECT : </w:t>
           </w:r>
+          <w:r>
+            <w:rPr>
+              <w:rFonts w:ascii="Aptos Display" w:hAnsi="Aptos Display"/>
+              <w:b/>
+              <w:sz w:val="28"/>
+              <w:szCs w:val="28"/>
+            </w:rPr>
+            <w:t>PLACEHOLDER_SUBJECT</w:t>
+          </w:r>
         </w:p>
       </w:tc>
       <w:tc>
@@ -348,6 +357,15 @@
             </w:rPr>
             <w:t xml:space="preserve">DATE : </w:t>
           </w:r>
+          <w:r>
+            <w:rPr>
+              <w:rFonts w:ascii="Aptos Display" w:hAnsi="Aptos Display"/>
+              <w:b/>
+              <w:sz w:val="28"/>
+              <w:szCs w:val="28"/>
+            </w:rPr>
+            <w:t>PLACEHOLDER_DATE</w:t>
+          </w:r>
         </w:p>
       </w:tc>
       <w:tc>
@@ -372,6 +390,15 @@
               <w:szCs w:val="28"/>
             </w:rPr>
           </w:pPr>
+          <w:r>
+            <w:rPr>
+              <w:rFonts w:ascii="Aptos Display" w:eastAsia="Times New Roman" w:hAnsi="Aptos Display"/>
+              <w:b/>
+              <w:sz w:val="28"/>
+              <w:szCs w:val="28"/>
+            </w:rPr>
+            <w:t>PLACEHOLDER_EXAM</w:t>
+          </w:r>
         </w:p>
       </w:tc>
     </w:tr>
@@ -416,6 +443,15 @@
             </w:rPr>
             <w:t xml:space="preserve">GRADE : </w:t>
           </w:r>
+          <w:r>
+            <w:rPr>
+              <w:rFonts w:ascii="Aptos Display" w:hAnsi="Aptos Display"/>
+              <w:b/>
+              <w:sz w:val="28"/>
+              <w:szCs w:val="28"/>
+            </w:rPr>
+            <w:t>PLACEHOLDER_GRADE</w:t>
+          </w:r>
         </w:p>
       </w:tc>
       <w:tc>
@@ -454,6 +490,15 @@
               <w:szCs w:val="28"/>
             </w:rPr>
             <w:t xml:space="preserve">MARKS : </w:t>
+          </w:r>
+          <w:r>
+            <w:rPr>
+              <w:rFonts w:ascii="Aptos Display" w:hAnsi="Aptos Display"/>
+              <w:b/>
+              <w:sz w:val="28"/>
+              <w:szCs w:val="28"/>
+            </w:rPr>
+            <w:t>PLACEHOLDER_MARKS</w:t>
           </w:r>
         </w:p>
       </w:tc>
@@ -1588,7 +1633,6 @@
   <w:style w:type="character" w:default="1" w:styleId="DefaultParagraphFont">
     <w:name w:val="Default Paragraph Font"/>
     <w:uiPriority w:val="1"/>
-    <w:semiHidden/>
     <w:unhideWhenUsed/>
   </w:style>
   <w:style w:type="table" w:default="1" w:styleId="TableNormal">

--- a/template.docx
+++ b/template.docx
@@ -129,9 +129,17 @@
 <file path=word/header3.xml><?xml version="1.0" encoding="utf-8"?>
 <w:hdr xmlns:wpc="http://schemas.microsoft.com/office/word/2010/wordprocessingCanvas" xmlns:cx="http://schemas.microsoft.com/office/drawing/2014/chartex" xmlns:cx1="http://schemas.microsoft.com/office/drawing/2015/9/8/chartex" xmlns:cx2="http://schemas.microsoft.com/office/drawing/2015/10/21/chartex" xmlns:cx3="http://schemas.microsoft.com/office/drawing/2016/5/9/chartex" xmlns:cx4="http://schemas.microsoft.com/office/drawing/2016/5/10/chartex" xmlns:cx5="http://schemas.microsoft.com/office/drawing/2016/5/11/chartex" xmlns:cx6="http://schemas.microsoft.com/office/drawing/2016/5/12/chartex" xmlns:cx7="http://schemas.microsoft.com/office/drawing/2016/5/13/chartex" xmlns:cx8="http://schemas.microsoft.com/office/drawing/2016/5/14/chartex" xmlns:mc="http://schemas.openxmlformats.org/markup-compatibility/2006" xmlns:aink="http://schemas.microsoft.com/office/drawing/2016/ink" xmlns:am3d="http://schemas.microsoft.com/office/drawing/2017/model3d" xmlns:o="urn:schemas-microsoft-com:office:office" xmlns:oel="http://schemas.microsoft.com/office/2019/extlst" xmlns:r="http://schemas.openxmlformats.org/officeDocument/2006/relationships" xmlns:m="http://schemas.openxmlformats.org/officeDocument/2006/math" xmlns:v="urn:schemas-microsoft-com:vml" xmlns:wp14="http://schemas.microsoft.com/office/word/2010/wordprocessingDrawing" xmlns:wp="http://schemas.openxmlformats.org/drawingml/2006/wordprocessingDrawing" xmlns:w10="urn:schemas-microsoft-com:office:word" xmlns:w="http://schemas.openxmlformats.org/wordprocessingml/2006/main" xmlns:w14="http://schemas.microsoft.com/office/word/2010/wordml" xmlns:w15="http://schemas.microsoft.com/office/word/2012/wordml" xmlns:w16cex="http://schemas.microsoft.com/office/word/2018/wordml/cex" xmlns:w16cid="http://schemas.microsoft.com/office/word/2016/wordml/cid" xmlns:w16="http://schemas.microsoft.com/office/word/2018/wordml" xmlns:w16du="http://schemas.microsoft.com/office/word/2023/wordml/word16du" xmlns:w16sdtdh="http://schemas.microsoft.com/office/word/2020/wordml/sdtdatahash" xmlns:w16sdtfl="http://schemas.microsoft.com/office/word/2024/wordml/sdtformatlock" xmlns:w16se="http://schemas.microsoft.com/office/word/2015/wordml/symex" xmlns:wpg="http://schemas.microsoft.com/office/word/2010/wordprocessingGroup" xmlns:wpi="http://schemas.microsoft.com/office/word/2010/wordprocessingInk" xmlns:wne="http://schemas.microsoft.com/office/word/2006/wordml" xmlns:wps="http://schemas.microsoft.com/office/word/2010/wordprocessingShape" mc:Ignorable="w14 w15 w16se w16cid w16 w16cex w16sdtdh w16sdtfl w16du wp14">
   <w:p>
+    <w:pPr>
+      <w:rPr>
+        <w:sz w:val="22"/>
+        <w:szCs w:val="22"/>
+      </w:rPr>
+    </w:pPr>
     <w:r>
       <w:rPr>
         <w:noProof/>
+        <w:sz w:val="22"/>
+        <w:szCs w:val="22"/>
       </w:rPr>
       <w:drawing>
         <wp:anchor distT="0" distB="0" distL="114300" distR="114300" simplePos="0" relativeHeight="251659264" behindDoc="1" locked="0" layoutInCell="1" allowOverlap="1" wp14:anchorId="6E60A435" wp14:editId="0C888203">
@@ -252,16 +260,16 @@
             <w:rPr>
               <w:rFonts w:ascii="Aptos Display" w:eastAsia="Cambria" w:hAnsi="Aptos Display"/>
               <w:b/>
-              <w:sz w:val="32"/>
-              <w:szCs w:val="32"/>
+              <w:sz w:val="28"/>
+              <w:szCs w:val="28"/>
             </w:rPr>
           </w:pPr>
           <w:r>
             <w:rPr>
               <w:rFonts w:ascii="Aptos Display" w:eastAsia="Cambria" w:hAnsi="Aptos Display"/>
               <w:b/>
-              <w:sz w:val="32"/>
-              <w:szCs w:val="32"/>
+              <w:sz w:val="28"/>
+              <w:szCs w:val="28"/>
             </w:rPr>
             <w:t>K N PATEL JUNIOR COLLEGE</w:t>
           </w:r>
@@ -296,16 +304,12 @@
             <w:rPr>
               <w:rFonts w:ascii="Aptos Display" w:eastAsia="Cambria" w:hAnsi="Aptos Display"/>
               <w:b/>
-              <w:sz w:val="28"/>
-              <w:szCs w:val="28"/>
             </w:rPr>
           </w:pPr>
           <w:r>
             <w:rPr>
               <w:rFonts w:ascii="Aptos Display" w:hAnsi="Aptos Display"/>
               <w:b/>
-              <w:sz w:val="28"/>
-              <w:szCs w:val="28"/>
             </w:rPr>
             <w:t xml:space="preserve">SUBJECT : </w:t>
           </w:r>
@@ -313,8 +317,6 @@
             <w:rPr>
               <w:rFonts w:ascii="Aptos Display" w:hAnsi="Aptos Display"/>
               <w:b/>
-              <w:sz w:val="28"/>
-              <w:szCs w:val="28"/>
             </w:rPr>
             <w:t>PLACEHOLDER_SUBJECT</w:t>
           </w:r>
@@ -344,16 +346,12 @@
             <w:rPr>
               <w:rFonts w:ascii="Aptos Display" w:eastAsia="Times New Roman" w:hAnsi="Aptos Display"/>
               <w:b/>
-              <w:sz w:val="28"/>
-              <w:szCs w:val="28"/>
             </w:rPr>
           </w:pPr>
           <w:r>
             <w:rPr>
               <w:rFonts w:ascii="Aptos Display" w:hAnsi="Aptos Display"/>
               <w:b/>
-              <w:sz w:val="28"/>
-              <w:szCs w:val="28"/>
             </w:rPr>
             <w:t xml:space="preserve">DATE : </w:t>
           </w:r>
@@ -361,8 +359,6 @@
             <w:rPr>
               <w:rFonts w:ascii="Aptos Display" w:hAnsi="Aptos Display"/>
               <w:b/>
-              <w:sz w:val="28"/>
-              <w:szCs w:val="28"/>
             </w:rPr>
             <w:t>PLACEHOLDER_DATE</w:t>
           </w:r>
@@ -386,16 +382,12 @@
             <w:rPr>
               <w:rFonts w:ascii="Aptos Display" w:eastAsia="Times New Roman" w:hAnsi="Aptos Display"/>
               <w:b/>
-              <w:sz w:val="28"/>
-              <w:szCs w:val="28"/>
             </w:rPr>
           </w:pPr>
           <w:r>
             <w:rPr>
               <w:rFonts w:ascii="Aptos Display" w:eastAsia="Times New Roman" w:hAnsi="Aptos Display"/>
               <w:b/>
-              <w:sz w:val="28"/>
-              <w:szCs w:val="28"/>
             </w:rPr>
             <w:t>PLACEHOLDER_EXAM</w:t>
           </w:r>
@@ -430,16 +422,12 @@
             <w:rPr>
               <w:rFonts w:ascii="Aptos Display" w:eastAsia="Times New Roman" w:hAnsi="Aptos Display"/>
               <w:b/>
-              <w:sz w:val="28"/>
-              <w:szCs w:val="28"/>
             </w:rPr>
           </w:pPr>
           <w:r>
             <w:rPr>
               <w:rFonts w:ascii="Aptos Display" w:hAnsi="Aptos Display"/>
               <w:b/>
-              <w:sz w:val="28"/>
-              <w:szCs w:val="28"/>
             </w:rPr>
             <w:t xml:space="preserve">GRADE : </w:t>
           </w:r>
@@ -447,8 +435,6 @@
             <w:rPr>
               <w:rFonts w:ascii="Aptos Display" w:hAnsi="Aptos Display"/>
               <w:b/>
-              <w:sz w:val="28"/>
-              <w:szCs w:val="28"/>
             </w:rPr>
             <w:t>PLACEHOLDER_GRADE</w:t>
           </w:r>
@@ -478,16 +464,12 @@
             <w:rPr>
               <w:rFonts w:ascii="Aptos Display" w:hAnsi="Aptos Display"/>
               <w:b/>
-              <w:sz w:val="28"/>
-              <w:szCs w:val="28"/>
             </w:rPr>
           </w:pPr>
           <w:r>
             <w:rPr>
               <w:rFonts w:ascii="Aptos Display" w:hAnsi="Aptos Display"/>
               <w:b/>
-              <w:sz w:val="28"/>
-              <w:szCs w:val="28"/>
             </w:rPr>
             <w:t xml:space="preserve">MARKS : </w:t>
           </w:r>
@@ -495,8 +477,6 @@
             <w:rPr>
               <w:rFonts w:ascii="Aptos Display" w:hAnsi="Aptos Display"/>
               <w:b/>
-              <w:sz w:val="28"/>
-              <w:szCs w:val="28"/>
             </w:rPr>
             <w:t>PLACEHOLDER_MARKS</w:t>
           </w:r>
@@ -519,8 +499,6 @@
             <w:rPr>
               <w:rFonts w:ascii="Aptos Display" w:hAnsi="Aptos Display"/>
               <w:b/>
-              <w:sz w:val="28"/>
-              <w:szCs w:val="28"/>
             </w:rPr>
           </w:pPr>
         </w:p>
@@ -555,16 +533,12 @@
             <w:rPr>
               <w:rFonts w:ascii="Aptos Display" w:hAnsi="Aptos Display"/>
               <w:b/>
-              <w:sz w:val="28"/>
-              <w:szCs w:val="28"/>
             </w:rPr>
           </w:pPr>
           <w:r>
             <w:rPr>
               <w:rFonts w:ascii="Aptos Display" w:hAnsi="Aptos Display"/>
               <w:b/>
-              <w:sz w:val="28"/>
-              <w:szCs w:val="28"/>
             </w:rPr>
             <w:t>NAME : ________________________________________</w:t>
           </w:r>
@@ -579,14 +553,27 @@
       <w:rPr>
         <w:rFonts w:eastAsia="Cambria"/>
         <w:b/>
+        <w:sz w:val="22"/>
+        <w:szCs w:val="22"/>
         <w:u w:val="single"/>
       </w:rPr>
     </w:pPr>
   </w:p>
-  <w:p/>
   <w:p>
     <w:pPr>
+      <w:rPr>
+        <w:sz w:val="22"/>
+        <w:szCs w:val="22"/>
+      </w:rPr>
+    </w:pPr>
+  </w:p>
+  <w:p>
+    <w:pPr>
       <w:pStyle w:val="Header"/>
+      <w:rPr>
+        <w:sz w:val="22"/>
+        <w:szCs w:val="22"/>
+      </w:rPr>
     </w:pPr>
   </w:p>
 </w:hdr>
@@ -1633,6 +1620,7 @@
   <w:style w:type="character" w:default="1" w:styleId="DefaultParagraphFont">
     <w:name w:val="Default Paragraph Font"/>
     <w:uiPriority w:val="1"/>
+    <w:semiHidden/>
     <w:unhideWhenUsed/>
   </w:style>
   <w:style w:type="table" w:default="1" w:styleId="TableNormal">

--- a/template.docx
+++ b/template.docx
@@ -318,7 +318,7 @@
               <w:rFonts w:ascii="Aptos Display" w:hAnsi="Aptos Display"/>
               <w:b/>
             </w:rPr>
-            <w:t>PLACEHOLDER_SUBJECT</w:t>
+            <w:t>[SUB]</w:t>
           </w:r>
         </w:p>
       </w:tc>
@@ -360,7 +360,7 @@
               <w:rFonts w:ascii="Aptos Display" w:hAnsi="Aptos Display"/>
               <w:b/>
             </w:rPr>
-            <w:t>PLACEHOLDER_DATE</w:t>
+            <w:t>[DT]</w:t>
           </w:r>
         </w:p>
       </w:tc>
@@ -389,7 +389,7 @@
               <w:rFonts w:ascii="Aptos Display" w:eastAsia="Times New Roman" w:hAnsi="Aptos Display"/>
               <w:b/>
             </w:rPr>
-            <w:t>PLACEHOLDER_EXAM</w:t>
+            <w:t>[EXM]</w:t>
           </w:r>
         </w:p>
       </w:tc>
@@ -436,7 +436,7 @@
               <w:rFonts w:ascii="Aptos Display" w:hAnsi="Aptos Display"/>
               <w:b/>
             </w:rPr>
-            <w:t>PLACEHOLDER_GRADE</w:t>
+            <w:t>[GRD]</w:t>
           </w:r>
         </w:p>
       </w:tc>
@@ -478,7 +478,7 @@
               <w:rFonts w:ascii="Aptos Display" w:hAnsi="Aptos Display"/>
               <w:b/>
             </w:rPr>
-            <w:t>PLACEHOLDER_MARKS</w:t>
+            <w:t>[MRK]</w:t>
           </w:r>
         </w:p>
       </w:tc>
@@ -1620,7 +1620,6 @@
   <w:style w:type="character" w:default="1" w:styleId="DefaultParagraphFont">
     <w:name w:val="Default Paragraph Font"/>
     <w:uiPriority w:val="1"/>
-    <w:semiHidden/>
     <w:unhideWhenUsed/>
   </w:style>
   <w:style w:type="table" w:default="1" w:styleId="TableNormal">
